--- a/软件质量分析.docx
+++ b/软件质量分析.docx
@@ -35,7 +35,7 @@
           <w:b/>
           <w:bCs/>
         </w:rPr>
-        <w:t>1. 产品运行 (Product Operation)</w:t>
+        <w:t xml:space="preserve">1. 产品运行 </w:t>
       </w:r>
     </w:p>
     <w:p>
@@ -65,9 +65,9 @@
         <w:tblLook w:val="04A0" w:firstRow="1" w:lastRow="0" w:firstColumn="1" w:lastColumn="0" w:noHBand="0" w:noVBand="1"/>
       </w:tblPr>
       <w:tblGrid>
-        <w:gridCol w:w="1611"/>
-        <w:gridCol w:w="4354"/>
-        <w:gridCol w:w="3052"/>
+        <w:gridCol w:w="549"/>
+        <w:gridCol w:w="5085"/>
+        <w:gridCol w:w="3383"/>
       </w:tblGrid>
       <w:tr>
         <w:trPr>
@@ -180,7 +180,7 @@
                 <w:b/>
                 <w:bCs/>
               </w:rPr>
-              <w:t>正确性 (Correctness)</w:t>
+              <w:t xml:space="preserve">正确性 </w:t>
             </w:r>
           </w:p>
         </w:tc>
@@ -265,7 +265,7 @@
                 <w:b/>
                 <w:bCs/>
               </w:rPr>
-              <w:t>可靠性 (Reliability)</w:t>
+              <w:t xml:space="preserve">可靠性 </w:t>
             </w:r>
           </w:p>
         </w:tc>
@@ -350,7 +350,7 @@
                 <w:b/>
                 <w:bCs/>
               </w:rPr>
-              <w:t>效率 (Efficiency)</w:t>
+              <w:t>效率</w:t>
             </w:r>
           </w:p>
         </w:tc>
@@ -435,7 +435,7 @@
                 <w:b/>
                 <w:bCs/>
               </w:rPr>
-              <w:t>完整性 (Integrity)</w:t>
+              <w:t xml:space="preserve">完整性 </w:t>
             </w:r>
           </w:p>
         </w:tc>
@@ -520,7 +520,7 @@
                 <w:b/>
                 <w:bCs/>
               </w:rPr>
-              <w:t>可用性 (Usability)</w:t>
+              <w:t xml:space="preserve">可用性 </w:t>
             </w:r>
           </w:p>
         </w:tc>
@@ -592,7 +592,7 @@
           <w:b/>
           <w:bCs/>
         </w:rPr>
-        <w:t>2. 产品修改 (Product Revision)</w:t>
+        <w:t xml:space="preserve">2. 产品修改 </w:t>
       </w:r>
     </w:p>
     <w:p>
@@ -622,9 +622,9 @@
         <w:tblLook w:val="04A0" w:firstRow="1" w:lastRow="0" w:firstColumn="1" w:lastColumn="0" w:noHBand="0" w:noVBand="1"/>
       </w:tblPr>
       <w:tblGrid>
-        <w:gridCol w:w="1930"/>
-        <w:gridCol w:w="3651"/>
-        <w:gridCol w:w="3505"/>
+        <w:gridCol w:w="535"/>
+        <w:gridCol w:w="4682"/>
+        <w:gridCol w:w="3869"/>
       </w:tblGrid>
       <w:tr>
         <w:trPr>
@@ -738,7 +738,7 @@
                 <w:b/>
                 <w:bCs/>
               </w:rPr>
-              <w:t>可维护性 (Maintainability)</w:t>
+              <w:t xml:space="preserve">可维护性 </w:t>
             </w:r>
           </w:p>
         </w:tc>
@@ -855,7 +855,7 @@
                 <w:b/>
                 <w:bCs/>
               </w:rPr>
-              <w:t>灵活性 (Flexibility)</w:t>
+              <w:t xml:space="preserve">灵活性 </w:t>
             </w:r>
           </w:p>
         </w:tc>
@@ -940,7 +940,7 @@
                 <w:b/>
                 <w:bCs/>
               </w:rPr>
-              <w:t>可测试性 (Testability)</w:t>
+              <w:t xml:space="preserve">可测试性 </w:t>
             </w:r>
           </w:p>
         </w:tc>
@@ -1058,9 +1058,9 @@
         <w:tblLook w:val="04A0" w:firstRow="1" w:lastRow="0" w:firstColumn="1" w:lastColumn="0" w:noHBand="0" w:noVBand="1"/>
       </w:tblPr>
       <w:tblGrid>
-        <w:gridCol w:w="2093"/>
-        <w:gridCol w:w="4008"/>
-        <w:gridCol w:w="3054"/>
+        <w:gridCol w:w="612"/>
+        <w:gridCol w:w="4927"/>
+        <w:gridCol w:w="3616"/>
       </w:tblGrid>
       <w:tr>
         <w:trPr>
@@ -1173,7 +1173,7 @@
                 <w:b/>
                 <w:bCs/>
               </w:rPr>
-              <w:t>可移植性 (Portability)</w:t>
+              <w:t xml:space="preserve">可移植性 </w:t>
             </w:r>
           </w:p>
         </w:tc>
@@ -1275,7 +1275,7 @@
                 <w:bCs/>
               </w:rPr>
               <w:lastRenderedPageBreak/>
-              <w:t>复用性 (Reusability)</w:t>
+              <w:t xml:space="preserve">复用性 </w:t>
             </w:r>
           </w:p>
         </w:tc>
@@ -1368,7 +1368,7 @@
                 <w:b/>
                 <w:bCs/>
               </w:rPr>
-              <w:t>互操作性 (Interoperability)</w:t>
+              <w:t xml:space="preserve">互操作性 </w:t>
             </w:r>
           </w:p>
         </w:tc>
@@ -1446,19 +1446,19 @@
     <w:p>
       <w:pPr>
         <w:rPr>
+          <w:b/>
+          <w:bCs/>
+        </w:rPr>
+      </w:pPr>
+    </w:p>
+    <w:p>
+      <w:pPr>
+        <w:rPr>
           <w:rFonts w:hint="eastAsia"/>
           <w:b/>
           <w:bCs/>
         </w:rPr>
       </w:pPr>
-      <w:r>
-        <w:rPr>
-          <w:rFonts w:ascii="Segoe UI Emoji" w:hAnsi="Segoe UI Emoji" w:cs="Segoe UI Emoji"/>
-          <w:b/>
-          <w:bCs/>
-        </w:rPr>
-        <w:t>💎</w:t>
-      </w:r>
       <w:r>
         <w:rPr>
           <w:b/>
